--- a/docs/lista_louvores/Textos_Louvores/AVIVAMENTO (171 CC).docx
+++ b/docs/lista_louvores/Textos_Louvores/AVIVAMENTO (171 CC).docx
@@ -4,39 +4,21 @@
   <w:body>
     <w:p>
       <w:pPr>
-        <w:pStyle w:val="SemEspaamento"/>
-        <w:rPr>
-          <w:rFonts w:ascii="Times New Roman" w:hAnsi="Times New Roman" w:cs="Times New Roman"/>
-        </w:rPr>
+        <w:pStyle w:val="Ttulo1"/>
       </w:pPr>
       <w:r>
-        <w:rPr>
-          <w:rFonts w:ascii="Times New Roman" w:hAnsi="Times New Roman" w:cs="Times New Roman"/>
-        </w:rPr>
         <w:t xml:space="preserve">AVIVAMENTO </w:t>
       </w:r>
       <w:r>
-        <w:rPr>
-          <w:rFonts w:ascii="Times New Roman" w:hAnsi="Times New Roman" w:cs="Times New Roman"/>
-        </w:rPr>
         <w:t>(</w:t>
       </w:r>
       <w:r>
-        <w:rPr>
-          <w:rFonts w:ascii="Times New Roman" w:hAnsi="Times New Roman" w:cs="Times New Roman"/>
-        </w:rPr>
         <w:t>171</w:t>
       </w:r>
       <w:r>
-        <w:rPr>
-          <w:rFonts w:ascii="Times New Roman" w:hAnsi="Times New Roman" w:cs="Times New Roman"/>
-        </w:rPr>
         <w:t xml:space="preserve"> </w:t>
       </w:r>
       <w:r>
-        <w:rPr>
-          <w:rFonts w:ascii="Times New Roman" w:hAnsi="Times New Roman" w:cs="Times New Roman"/>
-        </w:rPr>
         <w:t>CC)</w:t>
       </w:r>
     </w:p>
@@ -85,6 +67,8 @@
           <w:rFonts w:ascii="Times New Roman" w:hAnsi="Times New Roman"/>
           <w:b/>
           <w:bCs/>
+          <w:i/>
+          <w:iCs/>
         </w:rPr>
       </w:pPr>
       <w:r>
@@ -92,6 +76,8 @@
           <w:rFonts w:ascii="Times New Roman" w:hAnsi="Times New Roman"/>
           <w:b/>
           <w:bCs/>
+          <w:i/>
+          <w:iCs/>
         </w:rPr>
         <w:t>Aviva-nos, Senhor!</w:t>
       </w:r>
@@ -100,6 +86,8 @@
           <w:rFonts w:ascii="Times New Roman" w:hAnsi="Times New Roman"/>
           <w:b/>
           <w:bCs/>
+          <w:i/>
+          <w:iCs/>
         </w:rPr>
         <w:br/>
         <w:t>Eis nossa petição.</w:t>
@@ -109,6 +97,8 @@
           <w:rFonts w:ascii="Times New Roman" w:hAnsi="Times New Roman"/>
           <w:b/>
           <w:bCs/>
+          <w:i/>
+          <w:iCs/>
         </w:rPr>
         <w:br/>
         <w:t>Ateia o fogo do alto céu</w:t>
@@ -118,6 +108,8 @@
           <w:rFonts w:ascii="Times New Roman" w:hAnsi="Times New Roman"/>
           <w:b/>
           <w:bCs/>
+          <w:i/>
+          <w:iCs/>
         </w:rPr>
         <w:br/>
         <w:t>em cada coração!</w:t>
@@ -163,6 +155,8 @@
           <w:rFonts w:ascii="Times New Roman" w:hAnsi="Times New Roman"/>
           <w:b/>
           <w:bCs/>
+          <w:i/>
+          <w:iCs/>
         </w:rPr>
       </w:pPr>
       <w:r>
@@ -170,6 +164,8 @@
           <w:rFonts w:ascii="Times New Roman" w:hAnsi="Times New Roman"/>
           <w:b/>
           <w:bCs/>
+          <w:i/>
+          <w:iCs/>
         </w:rPr>
         <w:t>[REFRÃO]</w:t>
       </w:r>
@@ -214,6 +210,8 @@
           <w:rFonts w:ascii="Times New Roman" w:hAnsi="Times New Roman"/>
           <w:b/>
           <w:bCs/>
+          <w:i/>
+          <w:iCs/>
         </w:rPr>
       </w:pPr>
       <w:r>
@@ -221,11 +219,12 @@
           <w:rFonts w:ascii="Times New Roman" w:hAnsi="Times New Roman"/>
           <w:b/>
           <w:bCs/>
+          <w:i/>
+          <w:iCs/>
         </w:rPr>
         <w:t>[REFRÃO]</w:t>
       </w:r>
     </w:p>
-    <w:p/>
     <w:sectPr>
       <w:pgSz w:w="11906" w:h="16838"/>
       <w:pgMar w:top="1417" w:right="1701" w:bottom="1417" w:left="1701" w:header="708" w:footer="708" w:gutter="0"/>
